--- a/tugas14/Tugas 14_A11.2023.14954.docx
+++ b/tugas14/Tugas 14_A11.2023.14954.docx
@@ -69,6 +69,7 @@
           <w:szCs w:val="36"/>
         </w:rPr>
       </w:pPr>
+      <w:proofErr w:type="spellStart"/>
       <w:r>
         <w:rPr>
           <w:rFonts w:ascii="Times New Roman" w:hAnsi="Times New Roman" w:cs="Times New Roman"/>
@@ -78,6 +79,7 @@
         </w:rPr>
         <w:t>Kelas</w:t>
       </w:r>
+      <w:proofErr w:type="spellEnd"/>
       <w:r>
         <w:rPr>
           <w:rFonts w:ascii="Times New Roman" w:hAnsi="Times New Roman" w:cs="Times New Roman"/>
@@ -86,7 +88,27 @@
           <w:szCs w:val="36"/>
         </w:rPr>
         <w:tab/>
-        <w:t>: Pemrograman Sisi Klien (A11.4617)</w:t>
+        <w:t xml:space="preserve">: </w:t>
+      </w:r>
+      <w:proofErr w:type="spellStart"/>
+      <w:r>
+        <w:rPr>
+          <w:rFonts w:ascii="Times New Roman" w:hAnsi="Times New Roman" w:cs="Times New Roman"/>
+          <w:b/>
+          <w:bCs/>
+          <w:szCs w:val="36"/>
+        </w:rPr>
+        <w:t>Pemrograman</w:t>
+      </w:r>
+      <w:proofErr w:type="spellEnd"/>
+      <w:r>
+        <w:rPr>
+          <w:rFonts w:ascii="Times New Roman" w:hAnsi="Times New Roman" w:cs="Times New Roman"/>
+          <w:b/>
+          <w:bCs/>
+          <w:szCs w:val="36"/>
+        </w:rPr>
+        <w:t xml:space="preserve"> Sisi Klien (A11.4617)</w:t>
       </w:r>
     </w:p>
     <w:p/>
@@ -100,6 +122,7 @@
           <w:u w:val="single"/>
         </w:rPr>
       </w:pPr>
+      <w:proofErr w:type="spellStart"/>
       <w:r>
         <w:rPr>
           <w:rFonts w:ascii="Times New Roman" w:hAnsi="Times New Roman" w:cs="Times New Roman"/>
@@ -109,6 +132,264 @@
           <w:u w:val="single"/>
         </w:rPr>
         <w:t>Konfigurasi</w:t>
+      </w:r>
+      <w:proofErr w:type="spellEnd"/>
+    </w:p>
+    <w:p>
+      <w:pPr>
+        <w:rPr>
+          <w:rFonts w:ascii="Times New Roman" w:hAnsi="Times New Roman" w:cs="Times New Roman"/>
+          <w:b/>
+          <w:bCs/>
+          <w:sz w:val="28"/>
+          <w:u w:val="single"/>
+        </w:rPr>
+      </w:pPr>
+      <w:r>
+        <w:rPr>
+          <w:noProof/>
+        </w:rPr>
+        <w:drawing>
+          <wp:inline distT="0" distB="0" distL="0" distR="0" wp14:anchorId="6B328DA7" wp14:editId="5E6B9961">
+            <wp:extent cx="5731510" cy="3223895"/>
+            <wp:effectExtent l="0" t="0" r="2540" b="0"/>
+            <wp:docPr id="782101954" name="Picture 1"/>
+            <wp:cNvGraphicFramePr>
+              <a:graphicFrameLocks xmlns:a="http://schemas.openxmlformats.org/drawingml/2006/main" noChangeAspect="1"/>
+            </wp:cNvGraphicFramePr>
+            <a:graphic xmlns:a="http://schemas.openxmlformats.org/drawingml/2006/main">
+              <a:graphicData uri="http://schemas.openxmlformats.org/drawingml/2006/picture">
+                <pic:pic xmlns:pic="http://schemas.openxmlformats.org/drawingml/2006/picture">
+                  <pic:nvPicPr>
+                    <pic:cNvPr id="0" name="Picture 1"/>
+                    <pic:cNvPicPr>
+                      <a:picLocks noChangeAspect="1" noChangeArrowheads="1"/>
+                    </pic:cNvPicPr>
+                  </pic:nvPicPr>
+                  <pic:blipFill>
+                    <a:blip r:embed="rId4" cstate="print">
+                      <a:extLst>
+                        <a:ext uri="{28A0092B-C50C-407E-A947-70E740481C1C}">
+                          <a14:useLocalDpi xmlns:a14="http://schemas.microsoft.com/office/drawing/2010/main" val="0"/>
+                        </a:ext>
+                      </a:extLst>
+                    </a:blip>
+                    <a:srcRect/>
+                    <a:stretch>
+                      <a:fillRect/>
+                    </a:stretch>
+                  </pic:blipFill>
+                  <pic:spPr bwMode="auto">
+                    <a:xfrm>
+                      <a:off x="0" y="0"/>
+                      <a:ext cx="5731510" cy="3223895"/>
+                    </a:xfrm>
+                    <a:prstGeom prst="rect">
+                      <a:avLst/>
+                    </a:prstGeom>
+                    <a:noFill/>
+                    <a:ln>
+                      <a:noFill/>
+                    </a:ln>
+                  </pic:spPr>
+                </pic:pic>
+              </a:graphicData>
+            </a:graphic>
+          </wp:inline>
+        </w:drawing>
+      </w:r>
+    </w:p>
+    <w:p>
+      <w:pPr>
+        <w:rPr>
+          <w:rFonts w:ascii="Times New Roman" w:hAnsi="Times New Roman" w:cs="Times New Roman"/>
+          <w:b/>
+          <w:bCs/>
+          <w:sz w:val="28"/>
+          <w:u w:val="single"/>
+        </w:rPr>
+      </w:pPr>
+      <w:r>
+        <w:rPr>
+          <w:noProof/>
+        </w:rPr>
+        <w:drawing>
+          <wp:inline distT="0" distB="0" distL="0" distR="0" wp14:anchorId="5A81B5C5" wp14:editId="14716CE7">
+            <wp:extent cx="5731510" cy="3223895"/>
+            <wp:effectExtent l="0" t="0" r="2540" b="0"/>
+            <wp:docPr id="1925552173" name="Picture 2"/>
+            <wp:cNvGraphicFramePr>
+              <a:graphicFrameLocks xmlns:a="http://schemas.openxmlformats.org/drawingml/2006/main" noChangeAspect="1"/>
+            </wp:cNvGraphicFramePr>
+            <a:graphic xmlns:a="http://schemas.openxmlformats.org/drawingml/2006/main">
+              <a:graphicData uri="http://schemas.openxmlformats.org/drawingml/2006/picture">
+                <pic:pic xmlns:pic="http://schemas.openxmlformats.org/drawingml/2006/picture">
+                  <pic:nvPicPr>
+                    <pic:cNvPr id="0" name="Picture 3"/>
+                    <pic:cNvPicPr>
+                      <a:picLocks noChangeAspect="1" noChangeArrowheads="1"/>
+                    </pic:cNvPicPr>
+                  </pic:nvPicPr>
+                  <pic:blipFill>
+                    <a:blip r:embed="rId5" cstate="print">
+                      <a:extLst>
+                        <a:ext uri="{28A0092B-C50C-407E-A947-70E740481C1C}">
+                          <a14:useLocalDpi xmlns:a14="http://schemas.microsoft.com/office/drawing/2010/main" val="0"/>
+                        </a:ext>
+                      </a:extLst>
+                    </a:blip>
+                    <a:srcRect/>
+                    <a:stretch>
+                      <a:fillRect/>
+                    </a:stretch>
+                  </pic:blipFill>
+                  <pic:spPr bwMode="auto">
+                    <a:xfrm>
+                      <a:off x="0" y="0"/>
+                      <a:ext cx="5731510" cy="3223895"/>
+                    </a:xfrm>
+                    <a:prstGeom prst="rect">
+                      <a:avLst/>
+                    </a:prstGeom>
+                    <a:noFill/>
+                    <a:ln>
+                      <a:noFill/>
+                    </a:ln>
+                  </pic:spPr>
+                </pic:pic>
+              </a:graphicData>
+            </a:graphic>
+          </wp:inline>
+        </w:drawing>
+      </w:r>
+    </w:p>
+    <w:p>
+      <w:pPr>
+        <w:rPr>
+          <w:rFonts w:ascii="Times New Roman" w:hAnsi="Times New Roman" w:cs="Times New Roman"/>
+          <w:b/>
+          <w:bCs/>
+          <w:sz w:val="28"/>
+          <w:u w:val="single"/>
+        </w:rPr>
+      </w:pPr>
+      <w:r>
+        <w:rPr>
+          <w:noProof/>
+        </w:rPr>
+        <w:lastRenderedPageBreak/>
+        <w:drawing>
+          <wp:inline distT="0" distB="0" distL="0" distR="0" wp14:anchorId="41BEB283" wp14:editId="1075DB79">
+            <wp:extent cx="5731510" cy="3223895"/>
+            <wp:effectExtent l="0" t="0" r="2540" b="0"/>
+            <wp:docPr id="1642997278" name="Picture 3"/>
+            <wp:cNvGraphicFramePr>
+              <a:graphicFrameLocks xmlns:a="http://schemas.openxmlformats.org/drawingml/2006/main" noChangeAspect="1"/>
+            </wp:cNvGraphicFramePr>
+            <a:graphic xmlns:a="http://schemas.openxmlformats.org/drawingml/2006/main">
+              <a:graphicData uri="http://schemas.openxmlformats.org/drawingml/2006/picture">
+                <pic:pic xmlns:pic="http://schemas.openxmlformats.org/drawingml/2006/picture">
+                  <pic:nvPicPr>
+                    <pic:cNvPr id="0" name="Picture 5"/>
+                    <pic:cNvPicPr>
+                      <a:picLocks noChangeAspect="1" noChangeArrowheads="1"/>
+                    </pic:cNvPicPr>
+                  </pic:nvPicPr>
+                  <pic:blipFill>
+                    <a:blip r:embed="rId6" cstate="print">
+                      <a:extLst>
+                        <a:ext uri="{28A0092B-C50C-407E-A947-70E740481C1C}">
+                          <a14:useLocalDpi xmlns:a14="http://schemas.microsoft.com/office/drawing/2010/main" val="0"/>
+                        </a:ext>
+                      </a:extLst>
+                    </a:blip>
+                    <a:srcRect/>
+                    <a:stretch>
+                      <a:fillRect/>
+                    </a:stretch>
+                  </pic:blipFill>
+                  <pic:spPr bwMode="auto">
+                    <a:xfrm>
+                      <a:off x="0" y="0"/>
+                      <a:ext cx="5731510" cy="3223895"/>
+                    </a:xfrm>
+                    <a:prstGeom prst="rect">
+                      <a:avLst/>
+                    </a:prstGeom>
+                    <a:noFill/>
+                    <a:ln>
+                      <a:noFill/>
+                    </a:ln>
+                  </pic:spPr>
+                </pic:pic>
+              </a:graphicData>
+            </a:graphic>
+          </wp:inline>
+        </w:drawing>
+      </w:r>
+    </w:p>
+    <w:p>
+      <w:pPr>
+        <w:rPr>
+          <w:rFonts w:ascii="Times New Roman" w:hAnsi="Times New Roman" w:cs="Times New Roman"/>
+          <w:b/>
+          <w:bCs/>
+          <w:sz w:val="28"/>
+          <w:u w:val="single"/>
+        </w:rPr>
+      </w:pPr>
+      <w:r>
+        <w:rPr>
+          <w:noProof/>
+        </w:rPr>
+        <w:drawing>
+          <wp:inline distT="0" distB="0" distL="0" distR="0" wp14:anchorId="72B4D408" wp14:editId="23C67B53">
+            <wp:extent cx="5731510" cy="3223895"/>
+            <wp:effectExtent l="0" t="0" r="2540" b="0"/>
+            <wp:docPr id="1001821745" name="Picture 4"/>
+            <wp:cNvGraphicFramePr>
+              <a:graphicFrameLocks xmlns:a="http://schemas.openxmlformats.org/drawingml/2006/main" noChangeAspect="1"/>
+            </wp:cNvGraphicFramePr>
+            <a:graphic xmlns:a="http://schemas.openxmlformats.org/drawingml/2006/main">
+              <a:graphicData uri="http://schemas.openxmlformats.org/drawingml/2006/picture">
+                <pic:pic xmlns:pic="http://schemas.openxmlformats.org/drawingml/2006/picture">
+                  <pic:nvPicPr>
+                    <pic:cNvPr id="0" name="Picture 7"/>
+                    <pic:cNvPicPr>
+                      <a:picLocks noChangeAspect="1" noChangeArrowheads="1"/>
+                    </pic:cNvPicPr>
+                  </pic:nvPicPr>
+                  <pic:blipFill>
+                    <a:blip r:embed="rId7" cstate="print">
+                      <a:extLst>
+                        <a:ext uri="{28A0092B-C50C-407E-A947-70E740481C1C}">
+                          <a14:useLocalDpi xmlns:a14="http://schemas.microsoft.com/office/drawing/2010/main" val="0"/>
+                        </a:ext>
+                      </a:extLst>
+                    </a:blip>
+                    <a:srcRect/>
+                    <a:stretch>
+                      <a:fillRect/>
+                    </a:stretch>
+                  </pic:blipFill>
+                  <pic:spPr bwMode="auto">
+                    <a:xfrm>
+                      <a:off x="0" y="0"/>
+                      <a:ext cx="5731510" cy="3223895"/>
+                    </a:xfrm>
+                    <a:prstGeom prst="rect">
+                      <a:avLst/>
+                    </a:prstGeom>
+                    <a:noFill/>
+                    <a:ln>
+                      <a:noFill/>
+                    </a:ln>
+                  </pic:spPr>
+                </pic:pic>
+              </a:graphicData>
+            </a:graphic>
+          </wp:inline>
+        </w:drawing>
       </w:r>
     </w:p>
     <w:p>
@@ -132,6 +413,16 @@
           <w:u w:val="single"/>
         </w:rPr>
       </w:pPr>
+      <w:r>
+        <w:rPr>
+          <w:rFonts w:ascii="Times New Roman" w:hAnsi="Times New Roman" w:cs="Times New Roman"/>
+          <w:b/>
+          <w:bCs/>
+          <w:sz w:val="28"/>
+          <w:u w:val="single"/>
+        </w:rPr>
+        <w:t>Hasil Deploy</w:t>
+      </w:r>
     </w:p>
     <w:p>
       <w:pPr>
@@ -145,13 +436,702 @@
       </w:pPr>
       <w:r>
         <w:rPr>
+          <w:noProof/>
+        </w:rPr>
+        <w:lastRenderedPageBreak/>
+        <w:drawing>
+          <wp:inline distT="0" distB="0" distL="0" distR="0" wp14:anchorId="3169287D" wp14:editId="165A5DA0">
+            <wp:extent cx="5731510" cy="3223895"/>
+            <wp:effectExtent l="0" t="0" r="2540" b="0"/>
+            <wp:docPr id="618860263" name="Picture 5"/>
+            <wp:cNvGraphicFramePr>
+              <a:graphicFrameLocks xmlns:a="http://schemas.openxmlformats.org/drawingml/2006/main" noChangeAspect="1"/>
+            </wp:cNvGraphicFramePr>
+            <a:graphic xmlns:a="http://schemas.openxmlformats.org/drawingml/2006/main">
+              <a:graphicData uri="http://schemas.openxmlformats.org/drawingml/2006/picture">
+                <pic:pic xmlns:pic="http://schemas.openxmlformats.org/drawingml/2006/picture">
+                  <pic:nvPicPr>
+                    <pic:cNvPr id="0" name="Picture 9"/>
+                    <pic:cNvPicPr>
+                      <a:picLocks noChangeAspect="1" noChangeArrowheads="1"/>
+                    </pic:cNvPicPr>
+                  </pic:nvPicPr>
+                  <pic:blipFill>
+                    <a:blip r:embed="rId8" cstate="print">
+                      <a:extLst>
+                        <a:ext uri="{28A0092B-C50C-407E-A947-70E740481C1C}">
+                          <a14:useLocalDpi xmlns:a14="http://schemas.microsoft.com/office/drawing/2010/main" val="0"/>
+                        </a:ext>
+                      </a:extLst>
+                    </a:blip>
+                    <a:srcRect/>
+                    <a:stretch>
+                      <a:fillRect/>
+                    </a:stretch>
+                  </pic:blipFill>
+                  <pic:spPr bwMode="auto">
+                    <a:xfrm>
+                      <a:off x="0" y="0"/>
+                      <a:ext cx="5731510" cy="3223895"/>
+                    </a:xfrm>
+                    <a:prstGeom prst="rect">
+                      <a:avLst/>
+                    </a:prstGeom>
+                    <a:noFill/>
+                    <a:ln>
+                      <a:noFill/>
+                    </a:ln>
+                  </pic:spPr>
+                </pic:pic>
+              </a:graphicData>
+            </a:graphic>
+          </wp:inline>
+        </w:drawing>
+      </w:r>
+    </w:p>
+    <w:p>
+      <w:pPr>
+        <w:rPr>
           <w:rFonts w:ascii="Times New Roman" w:hAnsi="Times New Roman" w:cs="Times New Roman"/>
           <w:b/>
           <w:bCs/>
           <w:sz w:val="28"/>
           <w:u w:val="single"/>
         </w:rPr>
-        <w:t>Hasil Deploy</w:t>
+      </w:pPr>
+      <w:r>
+        <w:rPr>
+          <w:noProof/>
+        </w:rPr>
+        <w:drawing>
+          <wp:inline distT="0" distB="0" distL="0" distR="0" wp14:anchorId="01D89813" wp14:editId="36E8A6F9">
+            <wp:extent cx="5731510" cy="3223895"/>
+            <wp:effectExtent l="0" t="0" r="2540" b="0"/>
+            <wp:docPr id="213129319" name="Picture 6"/>
+            <wp:cNvGraphicFramePr>
+              <a:graphicFrameLocks xmlns:a="http://schemas.openxmlformats.org/drawingml/2006/main" noChangeAspect="1"/>
+            </wp:cNvGraphicFramePr>
+            <a:graphic xmlns:a="http://schemas.openxmlformats.org/drawingml/2006/main">
+              <a:graphicData uri="http://schemas.openxmlformats.org/drawingml/2006/picture">
+                <pic:pic xmlns:pic="http://schemas.openxmlformats.org/drawingml/2006/picture">
+                  <pic:nvPicPr>
+                    <pic:cNvPr id="0" name="Picture 11"/>
+                    <pic:cNvPicPr>
+                      <a:picLocks noChangeAspect="1" noChangeArrowheads="1"/>
+                    </pic:cNvPicPr>
+                  </pic:nvPicPr>
+                  <pic:blipFill>
+                    <a:blip r:embed="rId9" cstate="print">
+                      <a:extLst>
+                        <a:ext uri="{28A0092B-C50C-407E-A947-70E740481C1C}">
+                          <a14:useLocalDpi xmlns:a14="http://schemas.microsoft.com/office/drawing/2010/main" val="0"/>
+                        </a:ext>
+                      </a:extLst>
+                    </a:blip>
+                    <a:srcRect/>
+                    <a:stretch>
+                      <a:fillRect/>
+                    </a:stretch>
+                  </pic:blipFill>
+                  <pic:spPr bwMode="auto">
+                    <a:xfrm>
+                      <a:off x="0" y="0"/>
+                      <a:ext cx="5731510" cy="3223895"/>
+                    </a:xfrm>
+                    <a:prstGeom prst="rect">
+                      <a:avLst/>
+                    </a:prstGeom>
+                    <a:noFill/>
+                    <a:ln>
+                      <a:noFill/>
+                    </a:ln>
+                  </pic:spPr>
+                </pic:pic>
+              </a:graphicData>
+            </a:graphic>
+          </wp:inline>
+        </w:drawing>
+      </w:r>
+    </w:p>
+    <w:p>
+      <w:pPr>
+        <w:rPr>
+          <w:rFonts w:ascii="Times New Roman" w:hAnsi="Times New Roman" w:cs="Times New Roman"/>
+          <w:b/>
+          <w:bCs/>
+          <w:sz w:val="28"/>
+          <w:u w:val="single"/>
+        </w:rPr>
+      </w:pPr>
+      <w:r>
+        <w:rPr>
+          <w:noProof/>
+        </w:rPr>
+        <w:lastRenderedPageBreak/>
+        <w:drawing>
+          <wp:inline distT="0" distB="0" distL="0" distR="0" wp14:anchorId="6005CDE0" wp14:editId="4CDC34F6">
+            <wp:extent cx="5731510" cy="3223895"/>
+            <wp:effectExtent l="0" t="0" r="2540" b="0"/>
+            <wp:docPr id="1455317658" name="Picture 7"/>
+            <wp:cNvGraphicFramePr>
+              <a:graphicFrameLocks xmlns:a="http://schemas.openxmlformats.org/drawingml/2006/main" noChangeAspect="1"/>
+            </wp:cNvGraphicFramePr>
+            <a:graphic xmlns:a="http://schemas.openxmlformats.org/drawingml/2006/main">
+              <a:graphicData uri="http://schemas.openxmlformats.org/drawingml/2006/picture">
+                <pic:pic xmlns:pic="http://schemas.openxmlformats.org/drawingml/2006/picture">
+                  <pic:nvPicPr>
+                    <pic:cNvPr id="0" name="Picture 13"/>
+                    <pic:cNvPicPr>
+                      <a:picLocks noChangeAspect="1" noChangeArrowheads="1"/>
+                    </pic:cNvPicPr>
+                  </pic:nvPicPr>
+                  <pic:blipFill>
+                    <a:blip r:embed="rId10" cstate="print">
+                      <a:extLst>
+                        <a:ext uri="{28A0092B-C50C-407E-A947-70E740481C1C}">
+                          <a14:useLocalDpi xmlns:a14="http://schemas.microsoft.com/office/drawing/2010/main" val="0"/>
+                        </a:ext>
+                      </a:extLst>
+                    </a:blip>
+                    <a:srcRect/>
+                    <a:stretch>
+                      <a:fillRect/>
+                    </a:stretch>
+                  </pic:blipFill>
+                  <pic:spPr bwMode="auto">
+                    <a:xfrm>
+                      <a:off x="0" y="0"/>
+                      <a:ext cx="5731510" cy="3223895"/>
+                    </a:xfrm>
+                    <a:prstGeom prst="rect">
+                      <a:avLst/>
+                    </a:prstGeom>
+                    <a:noFill/>
+                    <a:ln>
+                      <a:noFill/>
+                    </a:ln>
+                  </pic:spPr>
+                </pic:pic>
+              </a:graphicData>
+            </a:graphic>
+          </wp:inline>
+        </w:drawing>
+      </w:r>
+    </w:p>
+    <w:p>
+      <w:pPr>
+        <w:rPr>
+          <w:rFonts w:ascii="Times New Roman" w:hAnsi="Times New Roman" w:cs="Times New Roman"/>
+          <w:b/>
+          <w:bCs/>
+          <w:sz w:val="28"/>
+          <w:u w:val="single"/>
+        </w:rPr>
+      </w:pPr>
+      <w:r>
+        <w:rPr>
+          <w:noProof/>
+        </w:rPr>
+        <w:drawing>
+          <wp:inline distT="0" distB="0" distL="0" distR="0" wp14:anchorId="331EC1F8" wp14:editId="59EF4FFB">
+            <wp:extent cx="5731510" cy="3223895"/>
+            <wp:effectExtent l="0" t="0" r="2540" b="0"/>
+            <wp:docPr id="64948650" name="Picture 8"/>
+            <wp:cNvGraphicFramePr>
+              <a:graphicFrameLocks xmlns:a="http://schemas.openxmlformats.org/drawingml/2006/main" noChangeAspect="1"/>
+            </wp:cNvGraphicFramePr>
+            <a:graphic xmlns:a="http://schemas.openxmlformats.org/drawingml/2006/main">
+              <a:graphicData uri="http://schemas.openxmlformats.org/drawingml/2006/picture">
+                <pic:pic xmlns:pic="http://schemas.openxmlformats.org/drawingml/2006/picture">
+                  <pic:nvPicPr>
+                    <pic:cNvPr id="0" name="Picture 15"/>
+                    <pic:cNvPicPr>
+                      <a:picLocks noChangeAspect="1" noChangeArrowheads="1"/>
+                    </pic:cNvPicPr>
+                  </pic:nvPicPr>
+                  <pic:blipFill>
+                    <a:blip r:embed="rId11" cstate="print">
+                      <a:extLst>
+                        <a:ext uri="{28A0092B-C50C-407E-A947-70E740481C1C}">
+                          <a14:useLocalDpi xmlns:a14="http://schemas.microsoft.com/office/drawing/2010/main" val="0"/>
+                        </a:ext>
+                      </a:extLst>
+                    </a:blip>
+                    <a:srcRect/>
+                    <a:stretch>
+                      <a:fillRect/>
+                    </a:stretch>
+                  </pic:blipFill>
+                  <pic:spPr bwMode="auto">
+                    <a:xfrm>
+                      <a:off x="0" y="0"/>
+                      <a:ext cx="5731510" cy="3223895"/>
+                    </a:xfrm>
+                    <a:prstGeom prst="rect">
+                      <a:avLst/>
+                    </a:prstGeom>
+                    <a:noFill/>
+                    <a:ln>
+                      <a:noFill/>
+                    </a:ln>
+                  </pic:spPr>
+                </pic:pic>
+              </a:graphicData>
+            </a:graphic>
+          </wp:inline>
+        </w:drawing>
+      </w:r>
+    </w:p>
+    <w:p>
+      <w:pPr>
+        <w:rPr>
+          <w:rFonts w:ascii="Times New Roman" w:hAnsi="Times New Roman" w:cs="Times New Roman"/>
+          <w:b/>
+          <w:bCs/>
+          <w:sz w:val="28"/>
+          <w:u w:val="single"/>
+        </w:rPr>
+      </w:pPr>
+      <w:r>
+        <w:rPr>
+          <w:noProof/>
+        </w:rPr>
+        <w:lastRenderedPageBreak/>
+        <w:drawing>
+          <wp:inline distT="0" distB="0" distL="0" distR="0" wp14:anchorId="4423D9E2" wp14:editId="37232280">
+            <wp:extent cx="5731510" cy="3223895"/>
+            <wp:effectExtent l="0" t="0" r="2540" b="0"/>
+            <wp:docPr id="1928744788" name="Picture 9"/>
+            <wp:cNvGraphicFramePr>
+              <a:graphicFrameLocks xmlns:a="http://schemas.openxmlformats.org/drawingml/2006/main" noChangeAspect="1"/>
+            </wp:cNvGraphicFramePr>
+            <a:graphic xmlns:a="http://schemas.openxmlformats.org/drawingml/2006/main">
+              <a:graphicData uri="http://schemas.openxmlformats.org/drawingml/2006/picture">
+                <pic:pic xmlns:pic="http://schemas.openxmlformats.org/drawingml/2006/picture">
+                  <pic:nvPicPr>
+                    <pic:cNvPr id="0" name="Picture 17"/>
+                    <pic:cNvPicPr>
+                      <a:picLocks noChangeAspect="1" noChangeArrowheads="1"/>
+                    </pic:cNvPicPr>
+                  </pic:nvPicPr>
+                  <pic:blipFill>
+                    <a:blip r:embed="rId12" cstate="print">
+                      <a:extLst>
+                        <a:ext uri="{28A0092B-C50C-407E-A947-70E740481C1C}">
+                          <a14:useLocalDpi xmlns:a14="http://schemas.microsoft.com/office/drawing/2010/main" val="0"/>
+                        </a:ext>
+                      </a:extLst>
+                    </a:blip>
+                    <a:srcRect/>
+                    <a:stretch>
+                      <a:fillRect/>
+                    </a:stretch>
+                  </pic:blipFill>
+                  <pic:spPr bwMode="auto">
+                    <a:xfrm>
+                      <a:off x="0" y="0"/>
+                      <a:ext cx="5731510" cy="3223895"/>
+                    </a:xfrm>
+                    <a:prstGeom prst="rect">
+                      <a:avLst/>
+                    </a:prstGeom>
+                    <a:noFill/>
+                    <a:ln>
+                      <a:noFill/>
+                    </a:ln>
+                  </pic:spPr>
+                </pic:pic>
+              </a:graphicData>
+            </a:graphic>
+          </wp:inline>
+        </w:drawing>
+      </w:r>
+    </w:p>
+    <w:p>
+      <w:pPr>
+        <w:rPr>
+          <w:rFonts w:ascii="Times New Roman" w:hAnsi="Times New Roman" w:cs="Times New Roman"/>
+          <w:b/>
+          <w:bCs/>
+          <w:sz w:val="28"/>
+          <w:u w:val="single"/>
+        </w:rPr>
+      </w:pPr>
+      <w:r>
+        <w:rPr>
+          <w:noProof/>
+        </w:rPr>
+        <w:drawing>
+          <wp:inline distT="0" distB="0" distL="0" distR="0" wp14:anchorId="61E2622D" wp14:editId="174E6FC9">
+            <wp:extent cx="5731510" cy="3223895"/>
+            <wp:effectExtent l="0" t="0" r="2540" b="0"/>
+            <wp:docPr id="978265836" name="Picture 10"/>
+            <wp:cNvGraphicFramePr>
+              <a:graphicFrameLocks xmlns:a="http://schemas.openxmlformats.org/drawingml/2006/main" noChangeAspect="1"/>
+            </wp:cNvGraphicFramePr>
+            <a:graphic xmlns:a="http://schemas.openxmlformats.org/drawingml/2006/main">
+              <a:graphicData uri="http://schemas.openxmlformats.org/drawingml/2006/picture">
+                <pic:pic xmlns:pic="http://schemas.openxmlformats.org/drawingml/2006/picture">
+                  <pic:nvPicPr>
+                    <pic:cNvPr id="0" name="Picture 19"/>
+                    <pic:cNvPicPr>
+                      <a:picLocks noChangeAspect="1" noChangeArrowheads="1"/>
+                    </pic:cNvPicPr>
+                  </pic:nvPicPr>
+                  <pic:blipFill>
+                    <a:blip r:embed="rId13" cstate="print">
+                      <a:extLst>
+                        <a:ext uri="{28A0092B-C50C-407E-A947-70E740481C1C}">
+                          <a14:useLocalDpi xmlns:a14="http://schemas.microsoft.com/office/drawing/2010/main" val="0"/>
+                        </a:ext>
+                      </a:extLst>
+                    </a:blip>
+                    <a:srcRect/>
+                    <a:stretch>
+                      <a:fillRect/>
+                    </a:stretch>
+                  </pic:blipFill>
+                  <pic:spPr bwMode="auto">
+                    <a:xfrm>
+                      <a:off x="0" y="0"/>
+                      <a:ext cx="5731510" cy="3223895"/>
+                    </a:xfrm>
+                    <a:prstGeom prst="rect">
+                      <a:avLst/>
+                    </a:prstGeom>
+                    <a:noFill/>
+                    <a:ln>
+                      <a:noFill/>
+                    </a:ln>
+                  </pic:spPr>
+                </pic:pic>
+              </a:graphicData>
+            </a:graphic>
+          </wp:inline>
+        </w:drawing>
+      </w:r>
+    </w:p>
+    <w:p>
+      <w:pPr>
+        <w:rPr>
+          <w:rFonts w:ascii="Times New Roman" w:hAnsi="Times New Roman" w:cs="Times New Roman"/>
+          <w:b/>
+          <w:bCs/>
+          <w:sz w:val="28"/>
+          <w:u w:val="single"/>
+        </w:rPr>
+      </w:pPr>
+      <w:r>
+        <w:rPr>
+          <w:noProof/>
+        </w:rPr>
+        <w:lastRenderedPageBreak/>
+        <w:drawing>
+          <wp:inline distT="0" distB="0" distL="0" distR="0" wp14:anchorId="5DC09B82" wp14:editId="6F547D0E">
+            <wp:extent cx="5731510" cy="3223895"/>
+            <wp:effectExtent l="0" t="0" r="2540" b="0"/>
+            <wp:docPr id="1208085141" name="Picture 11"/>
+            <wp:cNvGraphicFramePr>
+              <a:graphicFrameLocks xmlns:a="http://schemas.openxmlformats.org/drawingml/2006/main" noChangeAspect="1"/>
+            </wp:cNvGraphicFramePr>
+            <a:graphic xmlns:a="http://schemas.openxmlformats.org/drawingml/2006/main">
+              <a:graphicData uri="http://schemas.openxmlformats.org/drawingml/2006/picture">
+                <pic:pic xmlns:pic="http://schemas.openxmlformats.org/drawingml/2006/picture">
+                  <pic:nvPicPr>
+                    <pic:cNvPr id="0" name="Picture 21"/>
+                    <pic:cNvPicPr>
+                      <a:picLocks noChangeAspect="1" noChangeArrowheads="1"/>
+                    </pic:cNvPicPr>
+                  </pic:nvPicPr>
+                  <pic:blipFill>
+                    <a:blip r:embed="rId14" cstate="print">
+                      <a:extLst>
+                        <a:ext uri="{28A0092B-C50C-407E-A947-70E740481C1C}">
+                          <a14:useLocalDpi xmlns:a14="http://schemas.microsoft.com/office/drawing/2010/main" val="0"/>
+                        </a:ext>
+                      </a:extLst>
+                    </a:blip>
+                    <a:srcRect/>
+                    <a:stretch>
+                      <a:fillRect/>
+                    </a:stretch>
+                  </pic:blipFill>
+                  <pic:spPr bwMode="auto">
+                    <a:xfrm>
+                      <a:off x="0" y="0"/>
+                      <a:ext cx="5731510" cy="3223895"/>
+                    </a:xfrm>
+                    <a:prstGeom prst="rect">
+                      <a:avLst/>
+                    </a:prstGeom>
+                    <a:noFill/>
+                    <a:ln>
+                      <a:noFill/>
+                    </a:ln>
+                  </pic:spPr>
+                </pic:pic>
+              </a:graphicData>
+            </a:graphic>
+          </wp:inline>
+        </w:drawing>
+      </w:r>
+    </w:p>
+    <w:p>
+      <w:pPr>
+        <w:rPr>
+          <w:rFonts w:ascii="Times New Roman" w:hAnsi="Times New Roman" w:cs="Times New Roman"/>
+          <w:b/>
+          <w:bCs/>
+          <w:sz w:val="28"/>
+          <w:u w:val="single"/>
+        </w:rPr>
+      </w:pPr>
+      <w:r>
+        <w:rPr>
+          <w:noProof/>
+        </w:rPr>
+        <w:drawing>
+          <wp:inline distT="0" distB="0" distL="0" distR="0" wp14:anchorId="4CB6E0A2" wp14:editId="2812ABC5">
+            <wp:extent cx="5731510" cy="3223895"/>
+            <wp:effectExtent l="0" t="0" r="2540" b="0"/>
+            <wp:docPr id="869469557" name="Picture 12"/>
+            <wp:cNvGraphicFramePr>
+              <a:graphicFrameLocks xmlns:a="http://schemas.openxmlformats.org/drawingml/2006/main" noChangeAspect="1"/>
+            </wp:cNvGraphicFramePr>
+            <a:graphic xmlns:a="http://schemas.openxmlformats.org/drawingml/2006/main">
+              <a:graphicData uri="http://schemas.openxmlformats.org/drawingml/2006/picture">
+                <pic:pic xmlns:pic="http://schemas.openxmlformats.org/drawingml/2006/picture">
+                  <pic:nvPicPr>
+                    <pic:cNvPr id="0" name="Picture 23"/>
+                    <pic:cNvPicPr>
+                      <a:picLocks noChangeAspect="1" noChangeArrowheads="1"/>
+                    </pic:cNvPicPr>
+                  </pic:nvPicPr>
+                  <pic:blipFill>
+                    <a:blip r:embed="rId15" cstate="print">
+                      <a:extLst>
+                        <a:ext uri="{28A0092B-C50C-407E-A947-70E740481C1C}">
+                          <a14:useLocalDpi xmlns:a14="http://schemas.microsoft.com/office/drawing/2010/main" val="0"/>
+                        </a:ext>
+                      </a:extLst>
+                    </a:blip>
+                    <a:srcRect/>
+                    <a:stretch>
+                      <a:fillRect/>
+                    </a:stretch>
+                  </pic:blipFill>
+                  <pic:spPr bwMode="auto">
+                    <a:xfrm>
+                      <a:off x="0" y="0"/>
+                      <a:ext cx="5731510" cy="3223895"/>
+                    </a:xfrm>
+                    <a:prstGeom prst="rect">
+                      <a:avLst/>
+                    </a:prstGeom>
+                    <a:noFill/>
+                    <a:ln>
+                      <a:noFill/>
+                    </a:ln>
+                  </pic:spPr>
+                </pic:pic>
+              </a:graphicData>
+            </a:graphic>
+          </wp:inline>
+        </w:drawing>
+      </w:r>
+    </w:p>
+    <w:p>
+      <w:pPr>
+        <w:rPr>
+          <w:rFonts w:ascii="Times New Roman" w:hAnsi="Times New Roman" w:cs="Times New Roman"/>
+          <w:b/>
+          <w:bCs/>
+          <w:sz w:val="28"/>
+          <w:u w:val="single"/>
+        </w:rPr>
+      </w:pPr>
+      <w:r>
+        <w:rPr>
+          <w:noProof/>
+        </w:rPr>
+        <w:lastRenderedPageBreak/>
+        <w:drawing>
+          <wp:inline distT="0" distB="0" distL="0" distR="0" wp14:anchorId="3C3D61D9" wp14:editId="28E303B9">
+            <wp:extent cx="5731510" cy="3223895"/>
+            <wp:effectExtent l="0" t="0" r="2540" b="0"/>
+            <wp:docPr id="240084921" name="Picture 13"/>
+            <wp:cNvGraphicFramePr>
+              <a:graphicFrameLocks xmlns:a="http://schemas.openxmlformats.org/drawingml/2006/main" noChangeAspect="1"/>
+            </wp:cNvGraphicFramePr>
+            <a:graphic xmlns:a="http://schemas.openxmlformats.org/drawingml/2006/main">
+              <a:graphicData uri="http://schemas.openxmlformats.org/drawingml/2006/picture">
+                <pic:pic xmlns:pic="http://schemas.openxmlformats.org/drawingml/2006/picture">
+                  <pic:nvPicPr>
+                    <pic:cNvPr id="0" name="Picture 25"/>
+                    <pic:cNvPicPr>
+                      <a:picLocks noChangeAspect="1" noChangeArrowheads="1"/>
+                    </pic:cNvPicPr>
+                  </pic:nvPicPr>
+                  <pic:blipFill>
+                    <a:blip r:embed="rId16" cstate="print">
+                      <a:extLst>
+                        <a:ext uri="{28A0092B-C50C-407E-A947-70E740481C1C}">
+                          <a14:useLocalDpi xmlns:a14="http://schemas.microsoft.com/office/drawing/2010/main" val="0"/>
+                        </a:ext>
+                      </a:extLst>
+                    </a:blip>
+                    <a:srcRect/>
+                    <a:stretch>
+                      <a:fillRect/>
+                    </a:stretch>
+                  </pic:blipFill>
+                  <pic:spPr bwMode="auto">
+                    <a:xfrm>
+                      <a:off x="0" y="0"/>
+                      <a:ext cx="5731510" cy="3223895"/>
+                    </a:xfrm>
+                    <a:prstGeom prst="rect">
+                      <a:avLst/>
+                    </a:prstGeom>
+                    <a:noFill/>
+                    <a:ln>
+                      <a:noFill/>
+                    </a:ln>
+                  </pic:spPr>
+                </pic:pic>
+              </a:graphicData>
+            </a:graphic>
+          </wp:inline>
+        </w:drawing>
+      </w:r>
+    </w:p>
+    <w:p>
+      <w:pPr>
+        <w:rPr>
+          <w:rFonts w:ascii="Times New Roman" w:hAnsi="Times New Roman" w:cs="Times New Roman"/>
+          <w:b/>
+          <w:bCs/>
+          <w:sz w:val="28"/>
+          <w:u w:val="single"/>
+        </w:rPr>
+      </w:pPr>
+      <w:r>
+        <w:rPr>
+          <w:noProof/>
+        </w:rPr>
+        <w:drawing>
+          <wp:inline distT="0" distB="0" distL="0" distR="0" wp14:anchorId="2EB74036" wp14:editId="57606A83">
+            <wp:extent cx="5731510" cy="3223895"/>
+            <wp:effectExtent l="0" t="0" r="2540" b="0"/>
+            <wp:docPr id="1715554479" name="Picture 14"/>
+            <wp:cNvGraphicFramePr>
+              <a:graphicFrameLocks xmlns:a="http://schemas.openxmlformats.org/drawingml/2006/main" noChangeAspect="1"/>
+            </wp:cNvGraphicFramePr>
+            <a:graphic xmlns:a="http://schemas.openxmlformats.org/drawingml/2006/main">
+              <a:graphicData uri="http://schemas.openxmlformats.org/drawingml/2006/picture">
+                <pic:pic xmlns:pic="http://schemas.openxmlformats.org/drawingml/2006/picture">
+                  <pic:nvPicPr>
+                    <pic:cNvPr id="0" name="Picture 27"/>
+                    <pic:cNvPicPr>
+                      <a:picLocks noChangeAspect="1" noChangeArrowheads="1"/>
+                    </pic:cNvPicPr>
+                  </pic:nvPicPr>
+                  <pic:blipFill>
+                    <a:blip r:embed="rId17" cstate="print">
+                      <a:extLst>
+                        <a:ext uri="{28A0092B-C50C-407E-A947-70E740481C1C}">
+                          <a14:useLocalDpi xmlns:a14="http://schemas.microsoft.com/office/drawing/2010/main" val="0"/>
+                        </a:ext>
+                      </a:extLst>
+                    </a:blip>
+                    <a:srcRect/>
+                    <a:stretch>
+                      <a:fillRect/>
+                    </a:stretch>
+                  </pic:blipFill>
+                  <pic:spPr bwMode="auto">
+                    <a:xfrm>
+                      <a:off x="0" y="0"/>
+                      <a:ext cx="5731510" cy="3223895"/>
+                    </a:xfrm>
+                    <a:prstGeom prst="rect">
+                      <a:avLst/>
+                    </a:prstGeom>
+                    <a:noFill/>
+                    <a:ln>
+                      <a:noFill/>
+                    </a:ln>
+                  </pic:spPr>
+                </pic:pic>
+              </a:graphicData>
+            </a:graphic>
+          </wp:inline>
+        </w:drawing>
+      </w:r>
+    </w:p>
+    <w:p>
+      <w:pPr>
+        <w:rPr>
+          <w:rFonts w:ascii="Times New Roman" w:hAnsi="Times New Roman" w:cs="Times New Roman"/>
+          <w:b/>
+          <w:bCs/>
+          <w:sz w:val="28"/>
+          <w:u w:val="single"/>
+        </w:rPr>
+      </w:pPr>
+      <w:r>
+        <w:rPr>
+          <w:noProof/>
+        </w:rPr>
+        <w:lastRenderedPageBreak/>
+        <w:drawing>
+          <wp:inline distT="0" distB="0" distL="0" distR="0" wp14:anchorId="45537E68" wp14:editId="4DA894C7">
+            <wp:extent cx="5731510" cy="3223895"/>
+            <wp:effectExtent l="0" t="0" r="2540" b="0"/>
+            <wp:docPr id="1189962894" name="Picture 15"/>
+            <wp:cNvGraphicFramePr>
+              <a:graphicFrameLocks xmlns:a="http://schemas.openxmlformats.org/drawingml/2006/main" noChangeAspect="1"/>
+            </wp:cNvGraphicFramePr>
+            <a:graphic xmlns:a="http://schemas.openxmlformats.org/drawingml/2006/main">
+              <a:graphicData uri="http://schemas.openxmlformats.org/drawingml/2006/picture">
+                <pic:pic xmlns:pic="http://schemas.openxmlformats.org/drawingml/2006/picture">
+                  <pic:nvPicPr>
+                    <pic:cNvPr id="0" name="Picture 29"/>
+                    <pic:cNvPicPr>
+                      <a:picLocks noChangeAspect="1" noChangeArrowheads="1"/>
+                    </pic:cNvPicPr>
+                  </pic:nvPicPr>
+                  <pic:blipFill>
+                    <a:blip r:embed="rId18" cstate="print">
+                      <a:extLst>
+                        <a:ext uri="{28A0092B-C50C-407E-A947-70E740481C1C}">
+                          <a14:useLocalDpi xmlns:a14="http://schemas.microsoft.com/office/drawing/2010/main" val="0"/>
+                        </a:ext>
+                      </a:extLst>
+                    </a:blip>
+                    <a:srcRect/>
+                    <a:stretch>
+                      <a:fillRect/>
+                    </a:stretch>
+                  </pic:blipFill>
+                  <pic:spPr bwMode="auto">
+                    <a:xfrm>
+                      <a:off x="0" y="0"/>
+                      <a:ext cx="5731510" cy="3223895"/>
+                    </a:xfrm>
+                    <a:prstGeom prst="rect">
+                      <a:avLst/>
+                    </a:prstGeom>
+                    <a:noFill/>
+                    <a:ln>
+                      <a:noFill/>
+                    </a:ln>
+                  </pic:spPr>
+                </pic:pic>
+              </a:graphicData>
+            </a:graphic>
+          </wp:inline>
+        </w:drawing>
       </w:r>
     </w:p>
     <w:sectPr>
